--- a/CRT PROGRAMMING.docx
+++ b/CRT PROGRAMMING.docx
@@ -13321,6 +13321,7 @@
       </w:r>
       <w:r>
         <w:rPr>
+          <w:noProof/>
           <w:sz w:val="24"/>
           <w:szCs w:val="24"/>
         </w:rPr>
@@ -13433,6 +13434,7 @@
       </w:pPr>
       <w:r>
         <w:rPr>
+          <w:noProof/>
           <w:sz w:val="24"/>
           <w:szCs w:val="24"/>
         </w:rPr>
@@ -13482,6 +13484,7 @@
       </w:pPr>
       <w:r>
         <w:rPr>
+          <w:noProof/>
           <w:sz w:val="24"/>
           <w:szCs w:val="24"/>
         </w:rPr>
@@ -14243,6 +14246,7 @@
       </w:pPr>
       <w:r>
         <w:rPr>
+          <w:noProof/>
           <w:sz w:val="24"/>
           <w:szCs w:val="24"/>
         </w:rPr>
@@ -15038,6 +15042,7 @@
       </w:r>
       <w:r>
         <w:rPr>
+          <w:noProof/>
           <w:sz w:val="24"/>
           <w:szCs w:val="24"/>
         </w:rPr>
@@ -15839,6 +15844,7 @@
       </w:pPr>
       <w:r>
         <w:rPr>
+          <w:noProof/>
           <w:sz w:val="24"/>
           <w:szCs w:val="24"/>
         </w:rPr>
@@ -16466,6 +16472,7 @@
       </w:pPr>
       <w:r>
         <w:rPr>
+          <w:noProof/>
           <w:sz w:val="24"/>
           <w:szCs w:val="24"/>
         </w:rPr>
@@ -16992,6 +16999,7 @@
       </w:r>
       <w:r>
         <w:rPr>
+          <w:noProof/>
           <w:sz w:val="24"/>
           <w:szCs w:val="24"/>
         </w:rPr>
@@ -17260,18 +17268,2202 @@
     <w:p>
       <w:pPr>
         <w:rPr>
-          <w:sz w:val="24"/>
-          <w:szCs w:val="24"/>
-        </w:rPr>
-      </w:pPr>
-    </w:p>
-    <w:p>
-      <w:pPr>
-        <w:rPr>
-          <w:sz w:val="24"/>
-          <w:szCs w:val="24"/>
-        </w:rPr>
-      </w:pPr>
+          <w:b/>
+          <w:bCs/>
+          <w:sz w:val="36"/>
+          <w:szCs w:val="36"/>
+        </w:rPr>
+      </w:pPr>
+      <w:r>
+        <w:rPr>
+          <w:b/>
+          <w:bCs/>
+          <w:sz w:val="36"/>
+          <w:szCs w:val="36"/>
+        </w:rPr>
+        <w:lastRenderedPageBreak/>
+        <w:t xml:space="preserve">Day </w:t>
+      </w:r>
+      <w:proofErr w:type="gramStart"/>
+      <w:r>
+        <w:rPr>
+          <w:b/>
+          <w:bCs/>
+          <w:sz w:val="36"/>
+          <w:szCs w:val="36"/>
+        </w:rPr>
+        <w:t>6 :</w:t>
+      </w:r>
+      <w:proofErr w:type="gramEnd"/>
+    </w:p>
+    <w:p>
+      <w:pPr>
+        <w:rPr>
+          <w:sz w:val="36"/>
+          <w:szCs w:val="36"/>
+        </w:rPr>
+      </w:pPr>
+      <w:r>
+        <w:rPr>
+          <w:sz w:val="36"/>
+          <w:szCs w:val="36"/>
+        </w:rPr>
+        <w:t>D</w:t>
+      </w:r>
+      <w:r>
+        <w:rPr>
+          <w:sz w:val="36"/>
+          <w:szCs w:val="36"/>
+        </w:rPr>
+        <w:t>SA</w:t>
+      </w:r>
+      <w:r>
+        <w:rPr>
+          <w:sz w:val="36"/>
+          <w:szCs w:val="36"/>
+        </w:rPr>
+        <w:t xml:space="preserve"> is used to </w:t>
+      </w:r>
+      <w:proofErr w:type="spellStart"/>
+      <w:r>
+        <w:rPr>
+          <w:sz w:val="36"/>
+          <w:szCs w:val="36"/>
+        </w:rPr>
+        <w:t>cheak</w:t>
+      </w:r>
+      <w:proofErr w:type="spellEnd"/>
+      <w:r>
+        <w:rPr>
+          <w:sz w:val="36"/>
+          <w:szCs w:val="36"/>
+        </w:rPr>
+        <w:t xml:space="preserve"> your </w:t>
+      </w:r>
+      <w:proofErr w:type="gramStart"/>
+      <w:r>
+        <w:rPr>
+          <w:sz w:val="36"/>
+          <w:szCs w:val="36"/>
+        </w:rPr>
+        <w:t>problem solving</w:t>
+      </w:r>
+      <w:proofErr w:type="gramEnd"/>
+      <w:r>
+        <w:rPr>
+          <w:sz w:val="36"/>
+          <w:szCs w:val="36"/>
+        </w:rPr>
+        <w:t xml:space="preserve"> ability</w:t>
+      </w:r>
+    </w:p>
+    <w:p>
+      <w:pPr>
+        <w:rPr>
+          <w:sz w:val="36"/>
+          <w:szCs w:val="36"/>
+        </w:rPr>
+      </w:pPr>
+    </w:p>
+    <w:p>
+      <w:pPr>
+        <w:rPr>
+          <w:sz w:val="36"/>
+          <w:szCs w:val="36"/>
+        </w:rPr>
+      </w:pPr>
+      <w:r>
+        <w:rPr>
+          <w:sz w:val="36"/>
+          <w:szCs w:val="36"/>
+        </w:rPr>
+        <w:t xml:space="preserve">Data structures are the different ways of </w:t>
+      </w:r>
+      <w:proofErr w:type="gramStart"/>
+      <w:r>
+        <w:rPr>
+          <w:sz w:val="36"/>
+          <w:szCs w:val="36"/>
+        </w:rPr>
+        <w:t>organizing  data</w:t>
+      </w:r>
+      <w:proofErr w:type="gramEnd"/>
+      <w:r>
+        <w:rPr>
+          <w:sz w:val="36"/>
+          <w:szCs w:val="36"/>
+        </w:rPr>
+        <w:t xml:space="preserve"> on your computer that can be used effectively.</w:t>
+      </w:r>
+    </w:p>
+    <w:p>
+      <w:pPr>
+        <w:rPr>
+          <w:sz w:val="36"/>
+          <w:szCs w:val="36"/>
+        </w:rPr>
+      </w:pPr>
+    </w:p>
+    <w:p>
+      <w:pPr>
+        <w:rPr>
+          <w:sz w:val="36"/>
+          <w:szCs w:val="36"/>
+        </w:rPr>
+      </w:pPr>
+      <w:r>
+        <w:rPr>
+          <w:sz w:val="36"/>
+          <w:szCs w:val="36"/>
+        </w:rPr>
+        <w:t xml:space="preserve"> Time complexity </w:t>
+      </w:r>
+      <w:proofErr w:type="gramStart"/>
+      <w:r>
+        <w:rPr>
+          <w:sz w:val="36"/>
+          <w:szCs w:val="36"/>
+        </w:rPr>
+        <w:t>measure</w:t>
+      </w:r>
+      <w:proofErr w:type="gramEnd"/>
+      <w:r>
+        <w:rPr>
+          <w:sz w:val="36"/>
+          <w:szCs w:val="36"/>
+        </w:rPr>
+        <w:t xml:space="preserve"> the performance of your </w:t>
+      </w:r>
+      <w:proofErr w:type="spellStart"/>
+      <w:r>
+        <w:rPr>
+          <w:sz w:val="36"/>
+          <w:szCs w:val="36"/>
+        </w:rPr>
+        <w:t>programe</w:t>
+      </w:r>
+      <w:proofErr w:type="spellEnd"/>
+      <w:r>
+        <w:rPr>
+          <w:sz w:val="36"/>
+          <w:szCs w:val="36"/>
+        </w:rPr>
+        <w:t>.</w:t>
+      </w:r>
+    </w:p>
+    <w:p>
+      <w:pPr>
+        <w:rPr>
+          <w:sz w:val="36"/>
+          <w:szCs w:val="36"/>
+        </w:rPr>
+      </w:pPr>
+    </w:p>
+    <w:p>
+      <w:pPr>
+        <w:rPr>
+          <w:sz w:val="36"/>
+          <w:szCs w:val="36"/>
+        </w:rPr>
+      </w:pPr>
+      <w:r>
+        <w:rPr>
+          <w:sz w:val="36"/>
+          <w:szCs w:val="36"/>
+        </w:rPr>
+        <w:t xml:space="preserve">Big O: </w:t>
+      </w:r>
+      <w:r>
+        <w:rPr>
+          <w:sz w:val="36"/>
+          <w:szCs w:val="36"/>
+        </w:rPr>
+        <w:t>it is a complexity that is going to be less or equal to the worst case</w:t>
+      </w:r>
+    </w:p>
+    <w:p>
+      <w:pPr>
+        <w:rPr>
+          <w:sz w:val="36"/>
+          <w:szCs w:val="36"/>
+        </w:rPr>
+      </w:pPr>
+      <w:r>
+        <w:rPr>
+          <w:sz w:val="36"/>
+          <w:szCs w:val="36"/>
+        </w:rPr>
+        <w:t>Big ohm: ---------------- at least more than the best case.</w:t>
+      </w:r>
+    </w:p>
+    <w:p>
+      <w:pPr>
+        <w:rPr>
+          <w:sz w:val="36"/>
+          <w:szCs w:val="36"/>
+        </w:rPr>
+      </w:pPr>
+      <w:r>
+        <w:rPr>
+          <w:sz w:val="36"/>
+          <w:szCs w:val="36"/>
+        </w:rPr>
+        <w:t xml:space="preserve">Big </w:t>
+      </w:r>
+      <w:proofErr w:type="spellStart"/>
+      <w:proofErr w:type="gramStart"/>
+      <w:r>
+        <w:rPr>
+          <w:sz w:val="36"/>
+          <w:szCs w:val="36"/>
+        </w:rPr>
+        <w:t>thete</w:t>
+      </w:r>
+      <w:proofErr w:type="spellEnd"/>
+      <w:r>
+        <w:rPr>
+          <w:sz w:val="36"/>
+          <w:szCs w:val="36"/>
+        </w:rPr>
+        <w:t xml:space="preserve"> :</w:t>
+      </w:r>
+      <w:proofErr w:type="gramEnd"/>
+      <w:r>
+        <w:rPr>
+          <w:sz w:val="36"/>
+          <w:szCs w:val="36"/>
+        </w:rPr>
+        <w:t xml:space="preserve"> --------------- that is </w:t>
+      </w:r>
+      <w:proofErr w:type="spellStart"/>
+      <w:r>
+        <w:rPr>
+          <w:sz w:val="36"/>
+          <w:szCs w:val="36"/>
+        </w:rPr>
+        <w:t>witjin</w:t>
+      </w:r>
+      <w:proofErr w:type="spellEnd"/>
+      <w:r>
+        <w:rPr>
+          <w:sz w:val="36"/>
+          <w:szCs w:val="36"/>
+        </w:rPr>
+        <w:t xml:space="preserve"> bounds of the worst and the best cases.</w:t>
+      </w:r>
+    </w:p>
+    <w:p>
+      <w:pPr>
+        <w:rPr>
+          <w:sz w:val="36"/>
+          <w:szCs w:val="36"/>
+        </w:rPr>
+      </w:pPr>
+    </w:p>
+    <w:p>
+      <w:pPr>
+        <w:rPr>
+          <w:sz w:val="36"/>
+          <w:szCs w:val="36"/>
+        </w:rPr>
+      </w:pPr>
+      <w:proofErr w:type="spellStart"/>
+      <w:r>
+        <w:rPr>
+          <w:sz w:val="36"/>
+          <w:szCs w:val="36"/>
+        </w:rPr>
+        <w:t>bigO</w:t>
+      </w:r>
+      <w:proofErr w:type="spellEnd"/>
+      <w:r>
+        <w:rPr>
+          <w:sz w:val="36"/>
+          <w:szCs w:val="36"/>
+        </w:rPr>
+        <w:t>-O(n)</w:t>
+      </w:r>
+    </w:p>
+    <w:p>
+      <w:pPr>
+        <w:rPr>
+          <w:sz w:val="36"/>
+          <w:szCs w:val="36"/>
+        </w:rPr>
+      </w:pPr>
+      <w:r>
+        <w:rPr>
+          <w:sz w:val="36"/>
+          <w:szCs w:val="36"/>
+        </w:rPr>
+        <w:t>big ohm</w:t>
+      </w:r>
+      <w:proofErr w:type="gramStart"/>
+      <w:r>
+        <w:rPr>
+          <w:sz w:val="36"/>
+          <w:szCs w:val="36"/>
+        </w:rPr>
+        <w:t>-  ohm</w:t>
+      </w:r>
+      <w:proofErr w:type="gramEnd"/>
+      <w:r>
+        <w:rPr>
+          <w:sz w:val="36"/>
+          <w:szCs w:val="36"/>
+        </w:rPr>
+        <w:t>(1)</w:t>
+      </w:r>
+    </w:p>
+    <w:p>
+      <w:pPr>
+        <w:rPr>
+          <w:sz w:val="36"/>
+          <w:szCs w:val="36"/>
+        </w:rPr>
+      </w:pPr>
+      <w:r>
+        <w:rPr>
+          <w:sz w:val="36"/>
+          <w:szCs w:val="36"/>
+        </w:rPr>
+        <w:t>big theta – theta(n/2)</w:t>
+      </w:r>
+    </w:p>
+    <w:p>
+      <w:pPr>
+        <w:rPr>
+          <w:sz w:val="36"/>
+          <w:szCs w:val="36"/>
+        </w:rPr>
+      </w:pPr>
+    </w:p>
+    <w:p>
+      <w:pPr>
+        <w:rPr>
+          <w:sz w:val="36"/>
+          <w:szCs w:val="36"/>
+        </w:rPr>
+      </w:pPr>
+      <w:r>
+        <w:rPr>
+          <w:sz w:val="36"/>
+          <w:szCs w:val="36"/>
+        </w:rPr>
+        <w:t>O(</w:t>
+      </w:r>
+      <w:proofErr w:type="gramStart"/>
+      <w:r>
+        <w:rPr>
+          <w:sz w:val="36"/>
+          <w:szCs w:val="36"/>
+        </w:rPr>
+        <w:t xml:space="preserve">n)   </w:t>
+      </w:r>
+      <w:proofErr w:type="gramEnd"/>
+      <w:r>
+        <w:rPr>
+          <w:sz w:val="36"/>
+          <w:szCs w:val="36"/>
+        </w:rPr>
+        <w:t xml:space="preserve">constant     </w:t>
+      </w:r>
+      <w:proofErr w:type="spellStart"/>
+      <w:r>
+        <w:rPr>
+          <w:sz w:val="36"/>
+          <w:szCs w:val="36"/>
+        </w:rPr>
+        <w:t>acesing</w:t>
+      </w:r>
+      <w:proofErr w:type="spellEnd"/>
+      <w:r>
+        <w:rPr>
+          <w:sz w:val="36"/>
+          <w:szCs w:val="36"/>
+        </w:rPr>
+        <w:t xml:space="preserve"> a specific element </w:t>
+      </w:r>
+      <w:proofErr w:type="spellStart"/>
+      <w:r>
+        <w:rPr>
+          <w:sz w:val="36"/>
+          <w:szCs w:val="36"/>
+        </w:rPr>
+        <w:t>inb</w:t>
+      </w:r>
+      <w:proofErr w:type="spellEnd"/>
+      <w:r>
+        <w:rPr>
+          <w:sz w:val="36"/>
+          <w:szCs w:val="36"/>
+        </w:rPr>
+        <w:t xml:space="preserve"> array</w:t>
+      </w:r>
+    </w:p>
+    <w:p>
+      <w:pPr>
+        <w:rPr>
+          <w:sz w:val="36"/>
+          <w:szCs w:val="36"/>
+        </w:rPr>
+      </w:pPr>
+      <w:r>
+        <w:rPr>
+          <w:sz w:val="36"/>
+          <w:szCs w:val="36"/>
+        </w:rPr>
+        <w:t>O(</w:t>
+      </w:r>
+      <w:proofErr w:type="gramStart"/>
+      <w:r>
+        <w:rPr>
+          <w:sz w:val="36"/>
+          <w:szCs w:val="36"/>
+        </w:rPr>
+        <w:t xml:space="preserve">N)   </w:t>
+      </w:r>
+      <w:proofErr w:type="gramEnd"/>
+      <w:r>
+        <w:rPr>
+          <w:sz w:val="36"/>
+          <w:szCs w:val="36"/>
+        </w:rPr>
+        <w:t xml:space="preserve"> linear          loop through array element</w:t>
+      </w:r>
+    </w:p>
+    <w:p>
+      <w:pPr>
+        <w:rPr>
+          <w:sz w:val="36"/>
+          <w:szCs w:val="36"/>
+        </w:rPr>
+      </w:pPr>
+      <w:r>
+        <w:rPr>
+          <w:sz w:val="36"/>
+          <w:szCs w:val="36"/>
+        </w:rPr>
+        <w:t>O(</w:t>
+      </w:r>
+      <w:proofErr w:type="spellStart"/>
+      <w:proofErr w:type="gramStart"/>
+      <w:r>
+        <w:rPr>
+          <w:sz w:val="36"/>
+          <w:szCs w:val="36"/>
+        </w:rPr>
+        <w:t>logN</w:t>
+      </w:r>
+      <w:proofErr w:type="spellEnd"/>
+      <w:r>
+        <w:rPr>
+          <w:sz w:val="36"/>
+          <w:szCs w:val="36"/>
+        </w:rPr>
+        <w:t xml:space="preserve">)   </w:t>
+      </w:r>
+      <w:proofErr w:type="gramEnd"/>
+      <w:r>
+        <w:rPr>
+          <w:sz w:val="36"/>
+          <w:szCs w:val="36"/>
+        </w:rPr>
+        <w:t xml:space="preserve"> logarithmic find an element in sorted array</w:t>
+      </w:r>
+    </w:p>
+    <w:p>
+      <w:pPr>
+        <w:rPr>
+          <w:sz w:val="36"/>
+          <w:szCs w:val="36"/>
+        </w:rPr>
+      </w:pPr>
+      <w:r>
+        <w:rPr>
+          <w:sz w:val="36"/>
+          <w:szCs w:val="36"/>
+        </w:rPr>
+        <w:lastRenderedPageBreak/>
+        <w:t xml:space="preserve">O(N^2)       quadratic    looking array every </w:t>
+      </w:r>
+      <w:proofErr w:type="spellStart"/>
+      <w:r>
+        <w:rPr>
+          <w:sz w:val="36"/>
+          <w:szCs w:val="36"/>
+        </w:rPr>
+        <w:t>elemnt</w:t>
+      </w:r>
+      <w:proofErr w:type="spellEnd"/>
+      <w:r>
+        <w:rPr>
+          <w:sz w:val="36"/>
+          <w:szCs w:val="36"/>
+        </w:rPr>
+        <w:t xml:space="preserve"> index in the array twic</w:t>
+      </w:r>
+      <w:r>
+        <w:rPr>
+          <w:sz w:val="36"/>
+          <w:szCs w:val="36"/>
+        </w:rPr>
+        <w:t>e</w:t>
+      </w:r>
+    </w:p>
+    <w:p>
+      <w:pPr>
+        <w:rPr>
+          <w:sz w:val="24"/>
+          <w:szCs w:val="24"/>
+        </w:rPr>
+      </w:pPr>
+    </w:p>
+    <w:p>
+      <w:pPr>
+        <w:rPr>
+          <w:sz w:val="24"/>
+          <w:szCs w:val="24"/>
+        </w:rPr>
+      </w:pPr>
+    </w:p>
+    <w:p>
+      <w:pPr>
+        <w:rPr>
+          <w:sz w:val="24"/>
+          <w:szCs w:val="24"/>
+        </w:rPr>
+      </w:pPr>
+    </w:p>
+    <w:p>
+      <w:pPr>
+        <w:rPr>
+          <w:sz w:val="24"/>
+          <w:szCs w:val="24"/>
+        </w:rPr>
+      </w:pPr>
+      <w:r>
+        <w:rPr>
+          <w:sz w:val="24"/>
+          <w:szCs w:val="24"/>
+        </w:rPr>
+        <w:t xml:space="preserve">O(n) </w:t>
+      </w:r>
+    </w:p>
+    <w:p>
+      <w:pPr>
+        <w:rPr>
+          <w:sz w:val="24"/>
+          <w:szCs w:val="24"/>
+        </w:rPr>
+      </w:pPr>
+      <w:r>
+        <w:rPr>
+          <w:sz w:val="24"/>
+          <w:szCs w:val="24"/>
+        </w:rPr>
+        <w:t>Array</w:t>
+      </w:r>
+      <w:proofErr w:type="gramStart"/>
+      <w:r>
+        <w:rPr>
+          <w:sz w:val="24"/>
+          <w:szCs w:val="24"/>
+        </w:rPr>
+        <w:t>=[</w:t>
+      </w:r>
+      <w:proofErr w:type="gramEnd"/>
+      <w:r>
+        <w:rPr>
+          <w:sz w:val="24"/>
+          <w:szCs w:val="24"/>
+        </w:rPr>
+        <w:t>1,2,3,4,5]</w:t>
+      </w:r>
+    </w:p>
+    <w:p>
+      <w:pPr>
+        <w:rPr>
+          <w:sz w:val="24"/>
+          <w:szCs w:val="24"/>
+        </w:rPr>
+      </w:pPr>
+      <w:r>
+        <w:rPr>
+          <w:sz w:val="24"/>
+          <w:szCs w:val="24"/>
+        </w:rPr>
+        <w:t>For element in array:</w:t>
+      </w:r>
+    </w:p>
+    <w:p>
+      <w:pPr>
+        <w:rPr>
+          <w:sz w:val="24"/>
+          <w:szCs w:val="24"/>
+        </w:rPr>
+      </w:pPr>
+      <w:r>
+        <w:rPr>
+          <w:sz w:val="24"/>
+          <w:szCs w:val="24"/>
+        </w:rPr>
+        <w:t>Print (element)</w:t>
+      </w:r>
+    </w:p>
+    <w:p>
+      <w:pPr>
+        <w:rPr>
+          <w:sz w:val="24"/>
+          <w:szCs w:val="24"/>
+        </w:rPr>
+      </w:pPr>
+      <w:r>
+        <w:rPr>
+          <w:sz w:val="24"/>
+          <w:szCs w:val="24"/>
+        </w:rPr>
+        <w:t>//linear time since it is visiting every element of array</w:t>
+      </w:r>
+    </w:p>
+    <w:p>
+      <w:pPr>
+        <w:rPr>
+          <w:sz w:val="24"/>
+          <w:szCs w:val="24"/>
+        </w:rPr>
+      </w:pPr>
+    </w:p>
+    <w:p>
+      <w:pPr>
+        <w:rPr>
+          <w:sz w:val="24"/>
+          <w:szCs w:val="24"/>
+        </w:rPr>
+      </w:pPr>
+    </w:p>
+    <w:p>
+      <w:pPr>
+        <w:rPr>
+          <w:sz w:val="24"/>
+          <w:szCs w:val="24"/>
+        </w:rPr>
+      </w:pPr>
+      <w:r>
+        <w:rPr>
+          <w:sz w:val="24"/>
+          <w:szCs w:val="24"/>
+        </w:rPr>
+        <w:t>O(</w:t>
+      </w:r>
+      <w:proofErr w:type="spellStart"/>
+      <w:r>
+        <w:rPr>
+          <w:sz w:val="24"/>
+          <w:szCs w:val="24"/>
+        </w:rPr>
+        <w:t>logN</w:t>
+      </w:r>
+      <w:proofErr w:type="spellEnd"/>
+      <w:r>
+        <w:rPr>
+          <w:sz w:val="24"/>
+          <w:szCs w:val="24"/>
+        </w:rPr>
+        <w:t xml:space="preserve">)- </w:t>
+      </w:r>
+      <w:proofErr w:type="spellStart"/>
+      <w:r>
+        <w:rPr>
+          <w:sz w:val="24"/>
+          <w:szCs w:val="24"/>
+        </w:rPr>
+        <w:t>ogarithmic</w:t>
+      </w:r>
+      <w:proofErr w:type="spellEnd"/>
+      <w:r>
+        <w:rPr>
+          <w:sz w:val="24"/>
+          <w:szCs w:val="24"/>
+        </w:rPr>
+        <w:t xml:space="preserve"> time</w:t>
+      </w:r>
+    </w:p>
+    <w:p>
+      <w:pPr>
+        <w:rPr>
+          <w:sz w:val="24"/>
+          <w:szCs w:val="24"/>
+        </w:rPr>
+      </w:pPr>
+      <w:r>
+        <w:rPr>
+          <w:sz w:val="24"/>
+          <w:szCs w:val="24"/>
+        </w:rPr>
+        <w:t>Array</w:t>
+      </w:r>
+      <w:proofErr w:type="gramStart"/>
+      <w:r>
+        <w:rPr>
+          <w:sz w:val="24"/>
+          <w:szCs w:val="24"/>
+        </w:rPr>
+        <w:t>=[</w:t>
+      </w:r>
+      <w:proofErr w:type="gramEnd"/>
+      <w:r>
+        <w:rPr>
+          <w:sz w:val="24"/>
+          <w:szCs w:val="24"/>
+        </w:rPr>
+        <w:t>1,2,3,4,5]</w:t>
+      </w:r>
+    </w:p>
+    <w:p>
+      <w:pPr>
+        <w:rPr>
+          <w:sz w:val="24"/>
+          <w:szCs w:val="24"/>
+        </w:rPr>
+      </w:pPr>
+      <w:r>
+        <w:rPr>
+          <w:sz w:val="24"/>
+          <w:szCs w:val="24"/>
+        </w:rPr>
+        <w:t>For index in range(</w:t>
+      </w:r>
+      <w:proofErr w:type="gramStart"/>
+      <w:r>
+        <w:rPr>
+          <w:sz w:val="24"/>
+          <w:szCs w:val="24"/>
+        </w:rPr>
+        <w:t>0,(</w:t>
+      </w:r>
+      <w:proofErr w:type="gramEnd"/>
+      <w:r>
+        <w:rPr>
+          <w:sz w:val="24"/>
+          <w:szCs w:val="24"/>
+        </w:rPr>
+        <w:t>array),3:</w:t>
+      </w:r>
+    </w:p>
+    <w:p>
+      <w:pPr>
+        <w:rPr>
+          <w:sz w:val="24"/>
+          <w:szCs w:val="24"/>
+        </w:rPr>
+      </w:pPr>
+      <w:r>
+        <w:rPr>
+          <w:sz w:val="24"/>
+          <w:szCs w:val="24"/>
+        </w:rPr>
+        <w:t>Print(array[index])</w:t>
+      </w:r>
+    </w:p>
+    <w:p>
+      <w:pPr>
+        <w:rPr>
+          <w:sz w:val="24"/>
+          <w:szCs w:val="24"/>
+        </w:rPr>
+      </w:pPr>
+      <w:r>
+        <w:rPr>
+          <w:sz w:val="24"/>
+          <w:szCs w:val="24"/>
+        </w:rPr>
+        <w:t>// logarithmic time since it is visiting only some elements.</w:t>
+      </w:r>
+    </w:p>
+    <w:p>
+      <w:pPr>
+        <w:rPr>
+          <w:sz w:val="24"/>
+          <w:szCs w:val="24"/>
+        </w:rPr>
+      </w:pPr>
+    </w:p>
+    <w:p>
+      <w:pPr>
+        <w:rPr>
+          <w:sz w:val="24"/>
+          <w:szCs w:val="24"/>
+        </w:rPr>
+      </w:pPr>
+    </w:p>
+    <w:p>
+      <w:pPr>
+        <w:rPr>
+          <w:sz w:val="24"/>
+          <w:szCs w:val="24"/>
+        </w:rPr>
+      </w:pPr>
+    </w:p>
+    <w:p>
+      <w:pPr>
+        <w:rPr>
+          <w:sz w:val="24"/>
+          <w:szCs w:val="24"/>
+        </w:rPr>
+      </w:pPr>
+    </w:p>
+    <w:p>
+      <w:pPr>
+        <w:rPr>
+          <w:sz w:val="24"/>
+          <w:szCs w:val="24"/>
+        </w:rPr>
+      </w:pPr>
+      <w:r>
+        <w:rPr>
+          <w:sz w:val="24"/>
+          <w:szCs w:val="24"/>
+        </w:rPr>
+        <w:t>O(N^2)   - quadratic time</w:t>
+      </w:r>
+    </w:p>
+    <w:p>
+      <w:pPr>
+        <w:rPr>
+          <w:sz w:val="24"/>
+          <w:szCs w:val="24"/>
+        </w:rPr>
+      </w:pPr>
+      <w:r>
+        <w:rPr>
+          <w:sz w:val="24"/>
+          <w:szCs w:val="24"/>
+        </w:rPr>
+        <w:t>Array</w:t>
+      </w:r>
+      <w:proofErr w:type="gramStart"/>
+      <w:r>
+        <w:rPr>
+          <w:sz w:val="24"/>
+          <w:szCs w:val="24"/>
+        </w:rPr>
+        <w:t>=[</w:t>
+      </w:r>
+      <w:proofErr w:type="gramEnd"/>
+      <w:r>
+        <w:rPr>
+          <w:sz w:val="24"/>
+          <w:szCs w:val="24"/>
+        </w:rPr>
+        <w:t>1,2,3,4,5]</w:t>
+      </w:r>
+    </w:p>
+    <w:p>
+      <w:pPr>
+        <w:rPr>
+          <w:sz w:val="24"/>
+          <w:szCs w:val="24"/>
+        </w:rPr>
+      </w:pPr>
+      <w:r>
+        <w:rPr>
+          <w:sz w:val="24"/>
+          <w:szCs w:val="24"/>
+        </w:rPr>
+        <w:t>For x in array:</w:t>
+      </w:r>
+    </w:p>
+    <w:p>
+      <w:pPr>
+        <w:rPr>
+          <w:sz w:val="24"/>
+          <w:szCs w:val="24"/>
+        </w:rPr>
+      </w:pPr>
+      <w:r>
+        <w:rPr>
+          <w:sz w:val="24"/>
+          <w:szCs w:val="24"/>
+        </w:rPr>
+        <w:t>For y in array:</w:t>
+      </w:r>
+    </w:p>
+    <w:p>
+      <w:pPr>
+        <w:rPr>
+          <w:sz w:val="24"/>
+          <w:szCs w:val="24"/>
+        </w:rPr>
+      </w:pPr>
+      <w:r>
+        <w:rPr>
+          <w:sz w:val="24"/>
+          <w:szCs w:val="24"/>
+        </w:rPr>
+        <w:t>Print (</w:t>
+      </w:r>
+      <w:proofErr w:type="spellStart"/>
+      <w:proofErr w:type="gramStart"/>
+      <w:r>
+        <w:rPr>
+          <w:sz w:val="24"/>
+          <w:szCs w:val="24"/>
+        </w:rPr>
+        <w:t>x,y</w:t>
+      </w:r>
+      <w:proofErr w:type="spellEnd"/>
+      <w:proofErr w:type="gramEnd"/>
+      <w:r>
+        <w:rPr>
+          <w:sz w:val="24"/>
+          <w:szCs w:val="24"/>
+        </w:rPr>
+        <w:t>)</w:t>
+      </w:r>
+    </w:p>
+    <w:p>
+      <w:pPr>
+        <w:rPr>
+          <w:sz w:val="24"/>
+          <w:szCs w:val="24"/>
+        </w:rPr>
+      </w:pPr>
+    </w:p>
+    <w:p>
+      <w:pPr>
+        <w:rPr>
+          <w:sz w:val="24"/>
+          <w:szCs w:val="24"/>
+        </w:rPr>
+      </w:pPr>
+    </w:p>
+    <w:p>
+      <w:pPr>
+        <w:rPr>
+          <w:sz w:val="24"/>
+          <w:szCs w:val="24"/>
+        </w:rPr>
+      </w:pPr>
+      <w:r>
+        <w:rPr>
+          <w:sz w:val="24"/>
+          <w:szCs w:val="24"/>
+        </w:rPr>
+        <w:t>#include&lt;iostream&gt;</w:t>
+      </w:r>
+    </w:p>
+    <w:p>
+      <w:pPr>
+        <w:rPr>
+          <w:sz w:val="24"/>
+          <w:szCs w:val="24"/>
+        </w:rPr>
+      </w:pPr>
+      <w:r>
+        <w:rPr>
+          <w:sz w:val="24"/>
+          <w:szCs w:val="24"/>
+        </w:rPr>
+        <w:lastRenderedPageBreak/>
+        <w:t>using namespace std;</w:t>
+      </w:r>
+    </w:p>
+    <w:p>
+      <w:pPr>
+        <w:rPr>
+          <w:sz w:val="24"/>
+          <w:szCs w:val="24"/>
+        </w:rPr>
+      </w:pPr>
+      <w:r>
+        <w:rPr>
+          <w:sz w:val="24"/>
+          <w:szCs w:val="24"/>
+        </w:rPr>
+        <w:t xml:space="preserve">int </w:t>
+      </w:r>
+      <w:proofErr w:type="gramStart"/>
+      <w:r>
+        <w:rPr>
+          <w:sz w:val="24"/>
+          <w:szCs w:val="24"/>
+        </w:rPr>
+        <w:t>main(</w:t>
+      </w:r>
+      <w:proofErr w:type="gramEnd"/>
+      <w:r>
+        <w:rPr>
+          <w:sz w:val="24"/>
+          <w:szCs w:val="24"/>
+        </w:rPr>
+        <w:t>)</w:t>
+      </w:r>
+    </w:p>
+    <w:p>
+      <w:pPr>
+        <w:rPr>
+          <w:sz w:val="24"/>
+          <w:szCs w:val="24"/>
+        </w:rPr>
+      </w:pPr>
+      <w:r>
+        <w:rPr>
+          <w:sz w:val="24"/>
+          <w:szCs w:val="24"/>
+        </w:rPr>
+        <w:t>{</w:t>
+      </w:r>
+    </w:p>
+    <w:p>
+      <w:pPr>
+        <w:rPr>
+          <w:sz w:val="24"/>
+          <w:szCs w:val="24"/>
+        </w:rPr>
+      </w:pPr>
+      <w:r>
+        <w:rPr>
+          <w:sz w:val="24"/>
+          <w:szCs w:val="24"/>
+        </w:rPr>
+        <w:t xml:space="preserve">    int </w:t>
+      </w:r>
+      <w:proofErr w:type="spellStart"/>
+      <w:proofErr w:type="gramStart"/>
+      <w:r>
+        <w:rPr>
+          <w:sz w:val="24"/>
+          <w:szCs w:val="24"/>
+        </w:rPr>
+        <w:t>arr</w:t>
+      </w:r>
+      <w:proofErr w:type="spellEnd"/>
+      <w:r>
+        <w:rPr>
+          <w:sz w:val="24"/>
+          <w:szCs w:val="24"/>
+        </w:rPr>
+        <w:t>[</w:t>
+      </w:r>
+      <w:proofErr w:type="gramEnd"/>
+      <w:r>
+        <w:rPr>
+          <w:sz w:val="24"/>
+          <w:szCs w:val="24"/>
+        </w:rPr>
+        <w:t>]</w:t>
+      </w:r>
+      <w:proofErr w:type="gramStart"/>
+      <w:r>
+        <w:rPr>
+          <w:sz w:val="24"/>
+          <w:szCs w:val="24"/>
+        </w:rPr>
+        <w:t>={</w:t>
+      </w:r>
+      <w:proofErr w:type="gramEnd"/>
+      <w:r>
+        <w:rPr>
+          <w:sz w:val="24"/>
+          <w:szCs w:val="24"/>
+        </w:rPr>
+        <w:t>1,2,3,4,5,6,7,8,9};</w:t>
+      </w:r>
+    </w:p>
+    <w:p>
+      <w:pPr>
+        <w:rPr>
+          <w:sz w:val="24"/>
+          <w:szCs w:val="24"/>
+        </w:rPr>
+      </w:pPr>
+      <w:r>
+        <w:rPr>
+          <w:sz w:val="24"/>
+          <w:szCs w:val="24"/>
+        </w:rPr>
+        <w:t xml:space="preserve">    int size = </w:t>
+      </w:r>
+      <w:proofErr w:type="spellStart"/>
+      <w:r>
+        <w:rPr>
+          <w:sz w:val="24"/>
+          <w:szCs w:val="24"/>
+        </w:rPr>
+        <w:t>sizeof</w:t>
+      </w:r>
+      <w:proofErr w:type="spellEnd"/>
+      <w:r>
+        <w:rPr>
+          <w:sz w:val="24"/>
+          <w:szCs w:val="24"/>
+        </w:rPr>
+        <w:t>(</w:t>
+      </w:r>
+      <w:proofErr w:type="spellStart"/>
+      <w:r>
+        <w:rPr>
+          <w:sz w:val="24"/>
+          <w:szCs w:val="24"/>
+        </w:rPr>
+        <w:t>arr</w:t>
+      </w:r>
+      <w:proofErr w:type="spellEnd"/>
+      <w:r>
+        <w:rPr>
+          <w:sz w:val="24"/>
+          <w:szCs w:val="24"/>
+        </w:rPr>
+        <w:t>)/</w:t>
+      </w:r>
+      <w:proofErr w:type="spellStart"/>
+      <w:r>
+        <w:rPr>
+          <w:sz w:val="24"/>
+          <w:szCs w:val="24"/>
+        </w:rPr>
+        <w:t>sizeof</w:t>
+      </w:r>
+      <w:proofErr w:type="spellEnd"/>
+      <w:r>
+        <w:rPr>
+          <w:sz w:val="24"/>
+          <w:szCs w:val="24"/>
+        </w:rPr>
+        <w:t>(</w:t>
+      </w:r>
+      <w:proofErr w:type="spellStart"/>
+      <w:proofErr w:type="gramStart"/>
+      <w:r>
+        <w:rPr>
+          <w:sz w:val="24"/>
+          <w:szCs w:val="24"/>
+        </w:rPr>
+        <w:t>arr</w:t>
+      </w:r>
+      <w:proofErr w:type="spellEnd"/>
+      <w:r>
+        <w:rPr>
+          <w:sz w:val="24"/>
+          <w:szCs w:val="24"/>
+        </w:rPr>
+        <w:t>[</w:t>
+      </w:r>
+      <w:proofErr w:type="gramEnd"/>
+      <w:r>
+        <w:rPr>
+          <w:sz w:val="24"/>
+          <w:szCs w:val="24"/>
+        </w:rPr>
+        <w:t>0]);</w:t>
+      </w:r>
+    </w:p>
+    <w:p>
+      <w:pPr>
+        <w:rPr>
+          <w:sz w:val="24"/>
+          <w:szCs w:val="24"/>
+        </w:rPr>
+      </w:pPr>
+      <w:r>
+        <w:rPr>
+          <w:sz w:val="24"/>
+          <w:szCs w:val="24"/>
+        </w:rPr>
+        <w:t xml:space="preserve">    int target =7;</w:t>
+      </w:r>
+    </w:p>
+    <w:p>
+      <w:pPr>
+        <w:rPr>
+          <w:sz w:val="24"/>
+          <w:szCs w:val="24"/>
+        </w:rPr>
+      </w:pPr>
+      <w:r>
+        <w:rPr>
+          <w:sz w:val="24"/>
+          <w:szCs w:val="24"/>
+        </w:rPr>
+        <w:t xml:space="preserve">    </w:t>
+      </w:r>
+      <w:proofErr w:type="spellStart"/>
+      <w:r>
+        <w:rPr>
+          <w:sz w:val="24"/>
+          <w:szCs w:val="24"/>
+        </w:rPr>
+        <w:t>linearSearch</w:t>
+      </w:r>
+      <w:proofErr w:type="spellEnd"/>
+      <w:r>
+        <w:rPr>
+          <w:sz w:val="24"/>
+          <w:szCs w:val="24"/>
+        </w:rPr>
+        <w:t>(</w:t>
+      </w:r>
+      <w:proofErr w:type="spellStart"/>
+      <w:proofErr w:type="gramStart"/>
+      <w:r>
+        <w:rPr>
+          <w:sz w:val="24"/>
+          <w:szCs w:val="24"/>
+        </w:rPr>
+        <w:t>arr,size</w:t>
+      </w:r>
+      <w:proofErr w:type="gramEnd"/>
+      <w:r>
+        <w:rPr>
+          <w:sz w:val="24"/>
+          <w:szCs w:val="24"/>
+        </w:rPr>
+        <w:t>,target</w:t>
+      </w:r>
+      <w:proofErr w:type="spellEnd"/>
+      <w:r>
+        <w:rPr>
+          <w:sz w:val="24"/>
+          <w:szCs w:val="24"/>
+        </w:rPr>
+        <w:t>);</w:t>
+      </w:r>
+    </w:p>
+    <w:p>
+      <w:pPr>
+        <w:rPr>
+          <w:sz w:val="24"/>
+          <w:szCs w:val="24"/>
+        </w:rPr>
+      </w:pPr>
+    </w:p>
+    <w:p>
+      <w:pPr>
+        <w:rPr>
+          <w:sz w:val="24"/>
+          <w:szCs w:val="24"/>
+        </w:rPr>
+      </w:pPr>
+      <w:r>
+        <w:rPr>
+          <w:sz w:val="24"/>
+          <w:szCs w:val="24"/>
+        </w:rPr>
+        <w:t>}</w:t>
+      </w:r>
+    </w:p>
+    <w:p>
+      <w:pPr>
+        <w:rPr>
+          <w:sz w:val="24"/>
+          <w:szCs w:val="24"/>
+        </w:rPr>
+      </w:pPr>
+    </w:p>
+    <w:p>
+      <w:pPr>
+        <w:rPr>
+          <w:sz w:val="24"/>
+          <w:szCs w:val="24"/>
+        </w:rPr>
+      </w:pPr>
+      <w:r>
+        <w:rPr>
+          <w:sz w:val="24"/>
+          <w:szCs w:val="24"/>
+        </w:rPr>
+        <w:t>#include&lt;iostream&gt;</w:t>
+      </w:r>
+    </w:p>
+    <w:p>
+      <w:pPr>
+        <w:rPr>
+          <w:sz w:val="24"/>
+          <w:szCs w:val="24"/>
+        </w:rPr>
+      </w:pPr>
+      <w:r>
+        <w:rPr>
+          <w:sz w:val="24"/>
+          <w:szCs w:val="24"/>
+        </w:rPr>
+        <w:t>using namespace std;</w:t>
+      </w:r>
+    </w:p>
+    <w:p>
+      <w:pPr>
+        <w:rPr>
+          <w:sz w:val="24"/>
+          <w:szCs w:val="24"/>
+        </w:rPr>
+      </w:pPr>
+      <w:r>
+        <w:rPr>
+          <w:sz w:val="24"/>
+          <w:szCs w:val="24"/>
+        </w:rPr>
+        <w:t xml:space="preserve">int </w:t>
+      </w:r>
+      <w:proofErr w:type="gramStart"/>
+      <w:r>
+        <w:rPr>
+          <w:sz w:val="24"/>
+          <w:szCs w:val="24"/>
+        </w:rPr>
+        <w:t>main(</w:t>
+      </w:r>
+      <w:proofErr w:type="gramEnd"/>
+      <w:r>
+        <w:rPr>
+          <w:sz w:val="24"/>
+          <w:szCs w:val="24"/>
+        </w:rPr>
+        <w:t>)</w:t>
+      </w:r>
+    </w:p>
+    <w:p>
+      <w:pPr>
+        <w:rPr>
+          <w:sz w:val="24"/>
+          <w:szCs w:val="24"/>
+        </w:rPr>
+      </w:pPr>
+      <w:r>
+        <w:rPr>
+          <w:sz w:val="24"/>
+          <w:szCs w:val="24"/>
+        </w:rPr>
+        <w:t xml:space="preserve">int </w:t>
+      </w:r>
+      <w:proofErr w:type="spellStart"/>
+      <w:proofErr w:type="gramStart"/>
+      <w:r>
+        <w:rPr>
+          <w:sz w:val="24"/>
+          <w:szCs w:val="24"/>
+        </w:rPr>
+        <w:t>linearsearch</w:t>
+      </w:r>
+      <w:proofErr w:type="spellEnd"/>
+      <w:r>
+        <w:rPr>
+          <w:sz w:val="24"/>
+          <w:szCs w:val="24"/>
+        </w:rPr>
+        <w:t>(</w:t>
+      </w:r>
+      <w:proofErr w:type="gramEnd"/>
+      <w:r>
+        <w:rPr>
+          <w:sz w:val="24"/>
+          <w:szCs w:val="24"/>
+        </w:rPr>
+        <w:t xml:space="preserve">int </w:t>
+      </w:r>
+      <w:proofErr w:type="spellStart"/>
+      <w:proofErr w:type="gramStart"/>
+      <w:r>
+        <w:rPr>
+          <w:sz w:val="24"/>
+          <w:szCs w:val="24"/>
+        </w:rPr>
+        <w:t>arr</w:t>
+      </w:r>
+      <w:proofErr w:type="spellEnd"/>
+      <w:r>
+        <w:rPr>
+          <w:sz w:val="24"/>
+          <w:szCs w:val="24"/>
+        </w:rPr>
+        <w:t>[],int</w:t>
+      </w:r>
+      <w:proofErr w:type="gramEnd"/>
+      <w:r>
+        <w:rPr>
+          <w:sz w:val="24"/>
+          <w:szCs w:val="24"/>
+        </w:rPr>
+        <w:t xml:space="preserve"> </w:t>
+      </w:r>
+      <w:proofErr w:type="spellStart"/>
+      <w:proofErr w:type="gramStart"/>
+      <w:r>
+        <w:rPr>
+          <w:sz w:val="24"/>
+          <w:szCs w:val="24"/>
+        </w:rPr>
+        <w:t>size,int</w:t>
+      </w:r>
+      <w:proofErr w:type="spellEnd"/>
+      <w:proofErr w:type="gramEnd"/>
+      <w:r>
+        <w:rPr>
+          <w:sz w:val="24"/>
+          <w:szCs w:val="24"/>
+        </w:rPr>
+        <w:t xml:space="preserve"> target)</w:t>
+      </w:r>
+    </w:p>
+    <w:p>
+      <w:pPr>
+        <w:rPr>
+          <w:sz w:val="24"/>
+          <w:szCs w:val="24"/>
+        </w:rPr>
+      </w:pPr>
+      <w:r>
+        <w:rPr>
+          <w:sz w:val="24"/>
+          <w:szCs w:val="24"/>
+        </w:rPr>
+        <w:t>{</w:t>
+      </w:r>
+    </w:p>
+    <w:p>
+      <w:pPr>
+        <w:rPr>
+          <w:sz w:val="24"/>
+          <w:szCs w:val="24"/>
+        </w:rPr>
+      </w:pPr>
+      <w:r>
+        <w:rPr>
+          <w:sz w:val="24"/>
+          <w:szCs w:val="24"/>
+        </w:rPr>
+        <w:t xml:space="preserve">    for (int </w:t>
+      </w:r>
+      <w:proofErr w:type="spellStart"/>
+      <w:r>
+        <w:rPr>
+          <w:sz w:val="24"/>
+          <w:szCs w:val="24"/>
+        </w:rPr>
+        <w:t>i</w:t>
+      </w:r>
+      <w:proofErr w:type="spellEnd"/>
+      <w:r>
+        <w:rPr>
+          <w:sz w:val="24"/>
+          <w:szCs w:val="24"/>
+        </w:rPr>
+        <w:t>=</w:t>
+      </w:r>
+      <w:proofErr w:type="gramStart"/>
+      <w:r>
+        <w:rPr>
+          <w:sz w:val="24"/>
+          <w:szCs w:val="24"/>
+        </w:rPr>
+        <w:t>0;i</w:t>
+      </w:r>
+      <w:proofErr w:type="gramEnd"/>
+      <w:r>
+        <w:rPr>
+          <w:sz w:val="24"/>
+          <w:szCs w:val="24"/>
+        </w:rPr>
+        <w:t>&lt;</w:t>
+      </w:r>
+      <w:proofErr w:type="spellStart"/>
+      <w:proofErr w:type="gramStart"/>
+      <w:r>
+        <w:rPr>
+          <w:sz w:val="24"/>
+          <w:szCs w:val="24"/>
+        </w:rPr>
+        <w:t>size;i</w:t>
+      </w:r>
+      <w:proofErr w:type="spellEnd"/>
+      <w:proofErr w:type="gramEnd"/>
+      <w:r>
+        <w:rPr>
+          <w:sz w:val="24"/>
+          <w:szCs w:val="24"/>
+        </w:rPr>
+        <w:t>++)</w:t>
+      </w:r>
+    </w:p>
+    <w:p>
+      <w:pPr>
+        <w:rPr>
+          <w:sz w:val="24"/>
+          <w:szCs w:val="24"/>
+        </w:rPr>
+      </w:pPr>
+      <w:r>
+        <w:rPr>
+          <w:sz w:val="24"/>
+          <w:szCs w:val="24"/>
+        </w:rPr>
+        <w:t xml:space="preserve">    {</w:t>
+      </w:r>
+    </w:p>
+    <w:p>
+      <w:pPr>
+        <w:rPr>
+          <w:sz w:val="24"/>
+          <w:szCs w:val="24"/>
+        </w:rPr>
+      </w:pPr>
+      <w:r>
+        <w:rPr>
+          <w:sz w:val="24"/>
+          <w:szCs w:val="24"/>
+        </w:rPr>
+        <w:t xml:space="preserve">        if(</w:t>
+      </w:r>
+      <w:proofErr w:type="spellStart"/>
+      <w:r>
+        <w:rPr>
+          <w:sz w:val="24"/>
+          <w:szCs w:val="24"/>
+        </w:rPr>
+        <w:t>arr</w:t>
+      </w:r>
+      <w:proofErr w:type="spellEnd"/>
+      <w:r>
+        <w:rPr>
+          <w:sz w:val="24"/>
+          <w:szCs w:val="24"/>
+        </w:rPr>
+        <w:t>[</w:t>
+      </w:r>
+      <w:proofErr w:type="spellStart"/>
+      <w:r>
+        <w:rPr>
+          <w:sz w:val="24"/>
+          <w:szCs w:val="24"/>
+        </w:rPr>
+        <w:t>i</w:t>
+      </w:r>
+      <w:proofErr w:type="spellEnd"/>
+      <w:proofErr w:type="gramStart"/>
+      <w:r>
+        <w:rPr>
+          <w:sz w:val="24"/>
+          <w:szCs w:val="24"/>
+        </w:rPr>
+        <w:t>])=</w:t>
+      </w:r>
+      <w:proofErr w:type="gramEnd"/>
+      <w:r>
+        <w:rPr>
+          <w:sz w:val="24"/>
+          <w:szCs w:val="24"/>
+        </w:rPr>
+        <w:t>=target)</w:t>
+      </w:r>
+    </w:p>
+    <w:p>
+      <w:pPr>
+        <w:rPr>
+          <w:sz w:val="24"/>
+          <w:szCs w:val="24"/>
+        </w:rPr>
+      </w:pPr>
+      <w:r>
+        <w:rPr>
+          <w:sz w:val="24"/>
+          <w:szCs w:val="24"/>
+        </w:rPr>
+        <w:t>//1==7</w:t>
+      </w:r>
+    </w:p>
+    <w:p>
+      <w:pPr>
+        <w:rPr>
+          <w:sz w:val="24"/>
+          <w:szCs w:val="24"/>
+        </w:rPr>
+      </w:pPr>
+      <w:r>
+        <w:rPr>
+          <w:sz w:val="24"/>
+          <w:szCs w:val="24"/>
+        </w:rPr>
+        <w:t>{</w:t>
+      </w:r>
+    </w:p>
+    <w:p>
+      <w:pPr>
+        <w:rPr>
+          <w:sz w:val="24"/>
+          <w:szCs w:val="24"/>
+        </w:rPr>
+      </w:pPr>
+      <w:r>
+        <w:rPr>
+          <w:sz w:val="24"/>
+          <w:szCs w:val="24"/>
+        </w:rPr>
+        <w:t xml:space="preserve">    return </w:t>
+      </w:r>
+      <w:proofErr w:type="spellStart"/>
+      <w:r>
+        <w:rPr>
+          <w:sz w:val="24"/>
+          <w:szCs w:val="24"/>
+        </w:rPr>
+        <w:t>i</w:t>
+      </w:r>
+      <w:proofErr w:type="spellEnd"/>
+      <w:r>
+        <w:rPr>
+          <w:sz w:val="24"/>
+          <w:szCs w:val="24"/>
+        </w:rPr>
+        <w:t>;</w:t>
+      </w:r>
+    </w:p>
+    <w:p>
+      <w:pPr>
+        <w:rPr>
+          <w:sz w:val="24"/>
+          <w:szCs w:val="24"/>
+        </w:rPr>
+      </w:pPr>
+      <w:r>
+        <w:rPr>
+          <w:sz w:val="24"/>
+          <w:szCs w:val="24"/>
+        </w:rPr>
+        <w:t>}</w:t>
+      </w:r>
+    </w:p>
+    <w:p>
+      <w:pPr>
+        <w:rPr>
+          <w:sz w:val="24"/>
+          <w:szCs w:val="24"/>
+        </w:rPr>
+      </w:pPr>
+      <w:r>
+        <w:rPr>
+          <w:sz w:val="24"/>
+          <w:szCs w:val="24"/>
+        </w:rPr>
+        <w:t xml:space="preserve"> }</w:t>
+      </w:r>
+    </w:p>
+    <w:p>
+      <w:pPr>
+        <w:rPr>
+          <w:sz w:val="24"/>
+          <w:szCs w:val="24"/>
+        </w:rPr>
+      </w:pPr>
+      <w:r>
+        <w:rPr>
+          <w:sz w:val="24"/>
+          <w:szCs w:val="24"/>
+        </w:rPr>
+        <w:t>return -1;</w:t>
+      </w:r>
+    </w:p>
+    <w:p>
+      <w:pPr>
+        <w:rPr>
+          <w:sz w:val="24"/>
+          <w:szCs w:val="24"/>
+        </w:rPr>
+      </w:pPr>
+      <w:r>
+        <w:rPr>
+          <w:sz w:val="24"/>
+          <w:szCs w:val="24"/>
+        </w:rPr>
+        <w:t>}</w:t>
+      </w:r>
+    </w:p>
+    <w:p>
+      <w:pPr>
+        <w:rPr>
+          <w:sz w:val="24"/>
+          <w:szCs w:val="24"/>
+        </w:rPr>
+      </w:pPr>
+      <w:r>
+        <w:rPr>
+          <w:sz w:val="24"/>
+          <w:szCs w:val="24"/>
+        </w:rPr>
+        <w:t xml:space="preserve">int </w:t>
+      </w:r>
+      <w:proofErr w:type="gramStart"/>
+      <w:r>
+        <w:rPr>
+          <w:sz w:val="24"/>
+          <w:szCs w:val="24"/>
+        </w:rPr>
+        <w:t>main(</w:t>
+      </w:r>
+      <w:proofErr w:type="gramEnd"/>
+      <w:r>
+        <w:rPr>
+          <w:sz w:val="24"/>
+          <w:szCs w:val="24"/>
+        </w:rPr>
+        <w:t>)</w:t>
+      </w:r>
+    </w:p>
+    <w:p>
+      <w:pPr>
+        <w:rPr>
+          <w:sz w:val="24"/>
+          <w:szCs w:val="24"/>
+        </w:rPr>
+      </w:pPr>
+    </w:p>
+    <w:p>
+      <w:pPr>
+        <w:rPr>
+          <w:sz w:val="24"/>
+          <w:szCs w:val="24"/>
+        </w:rPr>
+      </w:pPr>
+      <w:r>
+        <w:rPr>
+          <w:sz w:val="24"/>
+          <w:szCs w:val="24"/>
+        </w:rPr>
+        <w:t xml:space="preserve">    int </w:t>
+      </w:r>
+      <w:proofErr w:type="spellStart"/>
+      <w:proofErr w:type="gramStart"/>
+      <w:r>
+        <w:rPr>
+          <w:sz w:val="24"/>
+          <w:szCs w:val="24"/>
+        </w:rPr>
+        <w:t>arr</w:t>
+      </w:r>
+      <w:proofErr w:type="spellEnd"/>
+      <w:r>
+        <w:rPr>
+          <w:sz w:val="24"/>
+          <w:szCs w:val="24"/>
+        </w:rPr>
+        <w:t>[</w:t>
+      </w:r>
+      <w:proofErr w:type="gramEnd"/>
+      <w:r>
+        <w:rPr>
+          <w:sz w:val="24"/>
+          <w:szCs w:val="24"/>
+        </w:rPr>
+        <w:t>]</w:t>
+      </w:r>
+      <w:proofErr w:type="gramStart"/>
+      <w:r>
+        <w:rPr>
+          <w:sz w:val="24"/>
+          <w:szCs w:val="24"/>
+        </w:rPr>
+        <w:t>={</w:t>
+      </w:r>
+      <w:proofErr w:type="gramEnd"/>
+      <w:r>
+        <w:rPr>
+          <w:sz w:val="24"/>
+          <w:szCs w:val="24"/>
+        </w:rPr>
+        <w:t>1,2,3,4,5,6,7,8,9};</w:t>
+      </w:r>
+    </w:p>
+    <w:p>
+      <w:pPr>
+        <w:rPr>
+          <w:sz w:val="24"/>
+          <w:szCs w:val="24"/>
+        </w:rPr>
+      </w:pPr>
+      <w:r>
+        <w:rPr>
+          <w:sz w:val="24"/>
+          <w:szCs w:val="24"/>
+        </w:rPr>
+        <w:t xml:space="preserve">    int size = </w:t>
+      </w:r>
+      <w:proofErr w:type="spellStart"/>
+      <w:r>
+        <w:rPr>
+          <w:sz w:val="24"/>
+          <w:szCs w:val="24"/>
+        </w:rPr>
+        <w:t>sizeof</w:t>
+      </w:r>
+      <w:proofErr w:type="spellEnd"/>
+      <w:r>
+        <w:rPr>
+          <w:sz w:val="24"/>
+          <w:szCs w:val="24"/>
+        </w:rPr>
+        <w:t>(</w:t>
+      </w:r>
+      <w:proofErr w:type="spellStart"/>
+      <w:r>
+        <w:rPr>
+          <w:sz w:val="24"/>
+          <w:szCs w:val="24"/>
+        </w:rPr>
+        <w:t>arr</w:t>
+      </w:r>
+      <w:proofErr w:type="spellEnd"/>
+      <w:r>
+        <w:rPr>
+          <w:sz w:val="24"/>
+          <w:szCs w:val="24"/>
+        </w:rPr>
+        <w:t>)/</w:t>
+      </w:r>
+      <w:proofErr w:type="spellStart"/>
+      <w:r>
+        <w:rPr>
+          <w:sz w:val="24"/>
+          <w:szCs w:val="24"/>
+        </w:rPr>
+        <w:t>sizeof</w:t>
+      </w:r>
+      <w:proofErr w:type="spellEnd"/>
+      <w:r>
+        <w:rPr>
+          <w:sz w:val="24"/>
+          <w:szCs w:val="24"/>
+        </w:rPr>
+        <w:t>(</w:t>
+      </w:r>
+      <w:proofErr w:type="spellStart"/>
+      <w:proofErr w:type="gramStart"/>
+      <w:r>
+        <w:rPr>
+          <w:sz w:val="24"/>
+          <w:szCs w:val="24"/>
+        </w:rPr>
+        <w:t>arr</w:t>
+      </w:r>
+      <w:proofErr w:type="spellEnd"/>
+      <w:r>
+        <w:rPr>
+          <w:sz w:val="24"/>
+          <w:szCs w:val="24"/>
+        </w:rPr>
+        <w:t>[</w:t>
+      </w:r>
+      <w:proofErr w:type="gramEnd"/>
+      <w:r>
+        <w:rPr>
+          <w:sz w:val="24"/>
+          <w:szCs w:val="24"/>
+        </w:rPr>
+        <w:t>0]);</w:t>
+      </w:r>
+    </w:p>
+    <w:p>
+      <w:pPr>
+        <w:rPr>
+          <w:sz w:val="24"/>
+          <w:szCs w:val="24"/>
+        </w:rPr>
+      </w:pPr>
+      <w:r>
+        <w:rPr>
+          <w:sz w:val="24"/>
+          <w:szCs w:val="24"/>
+        </w:rPr>
+        <w:lastRenderedPageBreak/>
+        <w:t xml:space="preserve">    int target =7;</w:t>
+      </w:r>
+    </w:p>
+    <w:p>
+      <w:pPr>
+        <w:rPr>
+          <w:sz w:val="24"/>
+          <w:szCs w:val="24"/>
+        </w:rPr>
+      </w:pPr>
+      <w:r>
+        <w:rPr>
+          <w:sz w:val="24"/>
+          <w:szCs w:val="24"/>
+        </w:rPr>
+        <w:t xml:space="preserve">    int result=</w:t>
+      </w:r>
+      <w:proofErr w:type="spellStart"/>
+      <w:r>
+        <w:rPr>
+          <w:sz w:val="24"/>
+          <w:szCs w:val="24"/>
+        </w:rPr>
+        <w:t>linearsearch</w:t>
+      </w:r>
+      <w:proofErr w:type="spellEnd"/>
+      <w:r>
+        <w:rPr>
+          <w:sz w:val="24"/>
+          <w:szCs w:val="24"/>
+        </w:rPr>
+        <w:t>(</w:t>
+      </w:r>
+      <w:proofErr w:type="spellStart"/>
+      <w:proofErr w:type="gramStart"/>
+      <w:r>
+        <w:rPr>
+          <w:sz w:val="24"/>
+          <w:szCs w:val="24"/>
+        </w:rPr>
+        <w:t>arr,size</w:t>
+      </w:r>
+      <w:proofErr w:type="gramEnd"/>
+      <w:r>
+        <w:rPr>
+          <w:sz w:val="24"/>
+          <w:szCs w:val="24"/>
+        </w:rPr>
+        <w:t>,target</w:t>
+      </w:r>
+      <w:proofErr w:type="spellEnd"/>
+      <w:r>
+        <w:rPr>
+          <w:sz w:val="24"/>
+          <w:szCs w:val="24"/>
+        </w:rPr>
+        <w:t>);</w:t>
+      </w:r>
+    </w:p>
+    <w:p>
+      <w:pPr>
+        <w:rPr>
+          <w:sz w:val="24"/>
+          <w:szCs w:val="24"/>
+        </w:rPr>
+      </w:pPr>
+      <w:r>
+        <w:rPr>
+          <w:sz w:val="24"/>
+          <w:szCs w:val="24"/>
+        </w:rPr>
+        <w:t xml:space="preserve">    if (</w:t>
+      </w:r>
+      <w:proofErr w:type="gramStart"/>
+      <w:r>
+        <w:rPr>
+          <w:sz w:val="24"/>
+          <w:szCs w:val="24"/>
+        </w:rPr>
+        <w:t>result !</w:t>
+      </w:r>
+      <w:proofErr w:type="gramEnd"/>
+      <w:r>
+        <w:rPr>
+          <w:sz w:val="24"/>
+          <w:szCs w:val="24"/>
+        </w:rPr>
+        <w:t>=-1)</w:t>
+      </w:r>
+    </w:p>
+    <w:p>
+      <w:pPr>
+        <w:rPr>
+          <w:sz w:val="24"/>
+          <w:szCs w:val="24"/>
+        </w:rPr>
+      </w:pPr>
+      <w:r>
+        <w:rPr>
+          <w:sz w:val="24"/>
+          <w:szCs w:val="24"/>
+        </w:rPr>
+        <w:t xml:space="preserve">    {</w:t>
+      </w:r>
+    </w:p>
+    <w:p>
+      <w:pPr>
+        <w:rPr>
+          <w:sz w:val="24"/>
+          <w:szCs w:val="24"/>
+        </w:rPr>
+      </w:pPr>
+      <w:r>
+        <w:rPr>
+          <w:sz w:val="24"/>
+          <w:szCs w:val="24"/>
+        </w:rPr>
+        <w:t xml:space="preserve">        </w:t>
+      </w:r>
+      <w:proofErr w:type="spellStart"/>
+      <w:r>
+        <w:rPr>
+          <w:sz w:val="24"/>
+          <w:szCs w:val="24"/>
+        </w:rPr>
+        <w:t>cout</w:t>
+      </w:r>
+      <w:proofErr w:type="spellEnd"/>
+      <w:r>
+        <w:rPr>
+          <w:sz w:val="24"/>
+          <w:szCs w:val="24"/>
+        </w:rPr>
+        <w:t>&lt;&lt;"element found at index no="</w:t>
+      </w:r>
+      <w:proofErr w:type="gramStart"/>
+      <w:r>
+        <w:rPr>
+          <w:sz w:val="24"/>
+          <w:szCs w:val="24"/>
+        </w:rPr>
+        <w:t>&lt;,result</w:t>
+      </w:r>
+      <w:proofErr w:type="gramEnd"/>
+      <w:r>
+        <w:rPr>
+          <w:sz w:val="24"/>
+          <w:szCs w:val="24"/>
+        </w:rPr>
+        <w:t>&lt;&lt;</w:t>
+      </w:r>
+      <w:proofErr w:type="spellStart"/>
+      <w:r>
+        <w:rPr>
+          <w:sz w:val="24"/>
+          <w:szCs w:val="24"/>
+        </w:rPr>
+        <w:t>endl</w:t>
+      </w:r>
+      <w:proofErr w:type="spellEnd"/>
+      <w:r>
+        <w:rPr>
+          <w:sz w:val="24"/>
+          <w:szCs w:val="24"/>
+        </w:rPr>
+        <w:t>;</w:t>
+      </w:r>
+    </w:p>
+    <w:p>
+      <w:pPr>
+        <w:rPr>
+          <w:sz w:val="24"/>
+          <w:szCs w:val="24"/>
+        </w:rPr>
+      </w:pPr>
+    </w:p>
+    <w:p>
+      <w:pPr>
+        <w:rPr>
+          <w:sz w:val="24"/>
+          <w:szCs w:val="24"/>
+        </w:rPr>
+      </w:pPr>
+      <w:r>
+        <w:rPr>
+          <w:sz w:val="24"/>
+          <w:szCs w:val="24"/>
+        </w:rPr>
+        <w:t xml:space="preserve">    </w:t>
+      </w:r>
+      <w:proofErr w:type="gramStart"/>
+      <w:r>
+        <w:rPr>
+          <w:sz w:val="24"/>
+          <w:szCs w:val="24"/>
+        </w:rPr>
+        <w:t>}else</w:t>
+      </w:r>
+      <w:proofErr w:type="gramEnd"/>
+    </w:p>
+    <w:p>
+      <w:pPr>
+        <w:rPr>
+          <w:sz w:val="24"/>
+          <w:szCs w:val="24"/>
+        </w:rPr>
+      </w:pPr>
+      <w:r>
+        <w:rPr>
+          <w:sz w:val="24"/>
+          <w:szCs w:val="24"/>
+        </w:rPr>
+        <w:t xml:space="preserve">    {</w:t>
+      </w:r>
+    </w:p>
+    <w:p>
+      <w:pPr>
+        <w:rPr>
+          <w:sz w:val="24"/>
+          <w:szCs w:val="24"/>
+        </w:rPr>
+      </w:pPr>
+    </w:p>
+    <w:p>
+      <w:pPr>
+        <w:rPr>
+          <w:sz w:val="24"/>
+          <w:szCs w:val="24"/>
+        </w:rPr>
+      </w:pPr>
+      <w:r>
+        <w:rPr>
+          <w:sz w:val="24"/>
+          <w:szCs w:val="24"/>
+        </w:rPr>
+        <w:t xml:space="preserve">        </w:t>
+      </w:r>
+      <w:proofErr w:type="spellStart"/>
+      <w:r>
+        <w:rPr>
+          <w:sz w:val="24"/>
+          <w:szCs w:val="24"/>
+        </w:rPr>
+        <w:t>cout</w:t>
+      </w:r>
+      <w:proofErr w:type="spellEnd"/>
+      <w:r>
+        <w:rPr>
+          <w:sz w:val="24"/>
+          <w:szCs w:val="24"/>
+        </w:rPr>
+        <w:t>&lt;&lt;"element not found";</w:t>
+      </w:r>
+    </w:p>
+    <w:p>
+      <w:pPr>
+        <w:rPr>
+          <w:sz w:val="24"/>
+          <w:szCs w:val="24"/>
+        </w:rPr>
+      </w:pPr>
+      <w:r>
+        <w:rPr>
+          <w:sz w:val="24"/>
+          <w:szCs w:val="24"/>
+        </w:rPr>
+        <w:t xml:space="preserve">    }</w:t>
+      </w:r>
+    </w:p>
+    <w:p>
+      <w:pPr>
+        <w:rPr>
+          <w:sz w:val="24"/>
+          <w:szCs w:val="24"/>
+        </w:rPr>
+      </w:pPr>
+    </w:p>
+    <w:p>
+      <w:pPr>
+        <w:rPr>
+          <w:sz w:val="24"/>
+          <w:szCs w:val="24"/>
+        </w:rPr>
+      </w:pPr>
+      <w:r>
+        <w:rPr>
+          <w:sz w:val="24"/>
+          <w:szCs w:val="24"/>
+        </w:rPr>
+        <w:t>}</w:t>
+      </w:r>
     </w:p>
     <w:p>
       <w:pPr>
@@ -18047,6 +20239,7 @@
   <w:style w:type="character" w:default="1" w:styleId="DefaultParagraphFont">
     <w:name w:val="Default Paragraph Font"/>
     <w:uiPriority w:val="1"/>
+    <w:semiHidden/>
     <w:unhideWhenUsed/>
   </w:style>
   <w:style w:type="table" w:default="1" w:styleId="TableNormal">
